--- a/a3/Report (2).docx
+++ b/a3/Report (2).docx
@@ -386,21 +386,7 @@
               <w:rPr>
                 <w:u w:val="single"/>
               </w:rPr>
-              <w:t>Ensure that more professional and relevant language is used for these types of things (</w:t>
-            </w:r>
-            <w:proofErr w:type="spellStart"/>
-            <w:r>
-              <w:rPr>
-                <w:u w:val="single"/>
-              </w:rPr>
-              <w:t>ie</w:t>
-            </w:r>
-            <w:proofErr w:type="spellEnd"/>
-            <w:r>
-              <w:rPr>
-                <w:u w:val="single"/>
-              </w:rPr>
-              <w:t>, the Nav)</w:t>
+              <w:t>Ensure that more professional and relevant language is used for these types of things (ie, the Nav)</w:t>
             </w:r>
           </w:p>
         </w:tc>
@@ -1060,7 +1046,17 @@
           <w:tcPr>
             <w:tcW w:w="7338" w:type="dxa"/>
           </w:tcPr>
-          <w:p/>
+          <w:p>
+            <w:r>
+              <w:t>Have you used a site related to optometry in the past</w:t>
+            </w:r>
+            <w:r>
+              <w:t xml:space="preserve"> – what did it look like</w:t>
+            </w:r>
+            <w:r>
+              <w:t>?</w:t>
+            </w:r>
+          </w:p>
         </w:tc>
       </w:tr>
       <w:tr>
@@ -1078,7 +1074,11 @@
           <w:tcPr>
             <w:tcW w:w="7338" w:type="dxa"/>
           </w:tcPr>
-          <w:p/>
+          <w:p>
+            <w:r>
+              <w:t>What do you think of first when you imagine an optometry website?</w:t>
+            </w:r>
+          </w:p>
         </w:tc>
       </w:tr>
       <w:tr>
@@ -1096,7 +1096,11 @@
           <w:tcPr>
             <w:tcW w:w="7338" w:type="dxa"/>
           </w:tcPr>
-          <w:p/>
+          <w:p>
+            <w:r>
+              <w:t>What would make you more likely to go with a certain optometry provider?</w:t>
+            </w:r>
+          </w:p>
         </w:tc>
       </w:tr>
       <w:tr>
@@ -1191,15 +1195,7 @@
           </w:tcPr>
           <w:p>
             <w:r>
-              <w:t xml:space="preserve">Make a booking for tomorrow to get new </w:t>
-            </w:r>
-            <w:proofErr w:type="spellStart"/>
-            <w:r>
-              <w:t>bluelight</w:t>
-            </w:r>
-            <w:proofErr w:type="spellEnd"/>
-            <w:r>
-              <w:t xml:space="preserve"> glasses</w:t>
+              <w:t>Make a booking for tomorrow to get new bluelight glasses</w:t>
             </w:r>
           </w:p>
         </w:tc>
@@ -1261,7 +1257,7 @@
           </w:tcPr>
           <w:p>
             <w:r>
-              <w:t>Did the design of the site seem clean and clear?</w:t>
+              <w:t>Was the sites design simple enough?</w:t>
             </w:r>
           </w:p>
         </w:tc>
@@ -1290,7 +1286,23 @@
           <w:tcPr>
             <w:tcW w:w="7338" w:type="dxa"/>
           </w:tcPr>
-          <w:p/>
+          <w:p>
+            <w:r>
+              <w:t>Did the colour scheme</w:t>
+            </w:r>
+            <w:r>
+              <w:t xml:space="preserve"> and colours you saw</w:t>
+            </w:r>
+            <w:r>
+              <w:t xml:space="preserve"> </w:t>
+            </w:r>
+            <w:r>
+              <w:t>aid the site or make it more difficult to read / navigate</w:t>
+            </w:r>
+            <w:r>
+              <w:t>?</w:t>
+            </w:r>
+          </w:p>
         </w:tc>
       </w:tr>
     </w:tbl>
@@ -1867,6 +1879,7 @@
           </w:tcPr>
           <w:p>
             <w:r>
+              <w:lastRenderedPageBreak/>
               <w:t>Pre-test Question 2</w:t>
             </w:r>
           </w:p>
@@ -1891,7 +1904,6 @@
           </w:tcPr>
           <w:p>
             <w:r>
-              <w:lastRenderedPageBreak/>
               <w:t>Pre-test Question 3</w:t>
             </w:r>
           </w:p>
@@ -3470,6 +3482,26 @@
 </file>
 
 <file path=customXml/item1.xml><?xml version="1.0" encoding="utf-8"?>
+<p:properties xmlns:p="http://schemas.microsoft.com/office/2006/metadata/properties" xmlns:xsi="http://www.w3.org/2001/XMLSchema-instance" xmlns:pc="http://schemas.microsoft.com/office/infopath/2007/PartnerControls">
+  <documentManagement>
+    <TaxCatchAll xmlns="c64b295e-e158-430a-a9fe-95bbf17b9d7d" xsi:nil="true"/>
+    <lcf76f155ced4ddcb4097134ff3c332f xmlns="0f5e39c8-e5a1-4a0d-b53f-9134be983d19">
+      <Terms xmlns="http://schemas.microsoft.com/office/infopath/2007/PartnerControls"/>
+    </lcf76f155ced4ddcb4097134ff3c332f>
+  </documentManagement>
+</p:properties>
+</file>
+
+<file path=customXml/item2.xml><?xml version="1.0" encoding="utf-8"?>
+<?mso-contentType ?>
+<FormTemplates xmlns="http://schemas.microsoft.com/sharepoint/v3/contenttype/forms">
+  <Display>DocumentLibraryForm</Display>
+  <Edit>DocumentLibraryForm</Edit>
+  <New>DocumentLibraryForm</New>
+</FormTemplates>
+</file>
+
+<file path=customXml/item3.xml><?xml version="1.0" encoding="utf-8"?>
 <ct:contentTypeSchema xmlns:ct="http://schemas.microsoft.com/office/2006/metadata/contentType" xmlns:ma="http://schemas.microsoft.com/office/2006/metadata/properties/metaAttributes" ct:_="" ma:_="" ma:contentTypeName="Document" ma:contentTypeID="0x01010060D23BF17FCDC947B8E404D646247F8D" ma:contentTypeVersion="19" ma:contentTypeDescription="Create a new document." ma:contentTypeScope="" ma:versionID="956565ba73e342f7ff85743a54cdae39">
   <xsd:schema xmlns:xsd="http://www.w3.org/2001/XMLSchema" xmlns:xs="http://www.w3.org/2001/XMLSchema" xmlns:p="http://schemas.microsoft.com/office/2006/metadata/properties" xmlns:ns2="0f5e39c8-e5a1-4a0d-b53f-9134be983d19" xmlns:ns3="c64b295e-e158-430a-a9fe-95bbf17b9d7d" targetNamespace="http://schemas.microsoft.com/office/2006/metadata/properties" ma:root="true" ma:fieldsID="e69c52ee8cc74cf3ee061ba3b646cca7" ns2:_="" ns3:_="">
     <xsd:import namespace="0f5e39c8-e5a1-4a0d-b53f-9134be983d19"/>
@@ -3730,27 +3762,26 @@
 </ct:contentTypeSchema>
 </file>
 
-<file path=customXml/item2.xml><?xml version="1.0" encoding="utf-8"?>
-<?mso-contentType ?>
-<FormTemplates xmlns="http://schemas.microsoft.com/sharepoint/v3/contenttype/forms">
-  <Display>DocumentLibraryForm</Display>
-  <Edit>DocumentLibraryForm</Edit>
-  <New>DocumentLibraryForm</New>
-</FormTemplates>
+<file path=customXml/itemProps1.xml><?xml version="1.0" encoding="utf-8"?>
+<ds:datastoreItem xmlns:ds="http://schemas.openxmlformats.org/officeDocument/2006/customXml" ds:itemID="{CF606D7A-BC20-4455-9B94-4B6C9A54FF0C}">
+  <ds:schemaRefs>
+    <ds:schemaRef ds:uri="http://schemas.microsoft.com/office/2006/metadata/properties"/>
+    <ds:schemaRef ds:uri="http://schemas.microsoft.com/office/infopath/2007/PartnerControls"/>
+    <ds:schemaRef ds:uri="c64b295e-e158-430a-a9fe-95bbf17b9d7d"/>
+    <ds:schemaRef ds:uri="0f5e39c8-e5a1-4a0d-b53f-9134be983d19"/>
+  </ds:schemaRefs>
+</ds:datastoreItem>
 </file>
 
-<file path=customXml/item3.xml><?xml version="1.0" encoding="utf-8"?>
-<p:properties xmlns:p="http://schemas.microsoft.com/office/2006/metadata/properties" xmlns:xsi="http://www.w3.org/2001/XMLSchema-instance" xmlns:pc="http://schemas.microsoft.com/office/infopath/2007/PartnerControls">
-  <documentManagement>
-    <TaxCatchAll xmlns="c64b295e-e158-430a-a9fe-95bbf17b9d7d" xsi:nil="true"/>
-    <lcf76f155ced4ddcb4097134ff3c332f xmlns="0f5e39c8-e5a1-4a0d-b53f-9134be983d19">
-      <Terms xmlns="http://schemas.microsoft.com/office/infopath/2007/PartnerControls"/>
-    </lcf76f155ced4ddcb4097134ff3c332f>
-  </documentManagement>
-</p:properties>
+<file path=customXml/itemProps2.xml><?xml version="1.0" encoding="utf-8"?>
+<ds:datastoreItem xmlns:ds="http://schemas.openxmlformats.org/officeDocument/2006/customXml" ds:itemID="{C42D3E7F-AC3E-4EF4-AE01-81DADC54BE89}">
+  <ds:schemaRefs>
+    <ds:schemaRef ds:uri="http://schemas.microsoft.com/sharepoint/v3/contenttype/forms"/>
+  </ds:schemaRefs>
+</ds:datastoreItem>
 </file>
 
-<file path=customXml/itemProps1.xml><?xml version="1.0" encoding="utf-8"?>
+<file path=customXml/itemProps3.xml><?xml version="1.0" encoding="utf-8"?>
 <ds:datastoreItem xmlns:ds="http://schemas.openxmlformats.org/officeDocument/2006/customXml" ds:itemID="{D36D5B1A-B4CB-429A-9CC2-49D607767A2A}">
   <ds:schemaRefs>
     <ds:schemaRef ds:uri="http://schemas.microsoft.com/office/2006/metadata/contentType"/>
@@ -3767,23 +3798,4 @@
     <ds:schemaRef ds:uri="http://schemas.microsoft.com/internal/obd"/>
   </ds:schemaRefs>
 </ds:datastoreItem>
-</file>
-
-<file path=customXml/itemProps2.xml><?xml version="1.0" encoding="utf-8"?>
-<ds:datastoreItem xmlns:ds="http://schemas.openxmlformats.org/officeDocument/2006/customXml" ds:itemID="{C42D3E7F-AC3E-4EF4-AE01-81DADC54BE89}">
-  <ds:schemaRefs>
-    <ds:schemaRef ds:uri="http://schemas.microsoft.com/sharepoint/v3/contenttype/forms"/>
-  </ds:schemaRefs>
-</ds:datastoreItem>
-</file>
-
-<file path=customXml/itemProps3.xml><?xml version="1.0" encoding="utf-8"?>
-<ds:datastoreItem xmlns:ds="http://schemas.openxmlformats.org/officeDocument/2006/customXml" ds:itemID="{CF606D7A-BC20-4455-9B94-4B6C9A54FF0C}">
-  <ds:schemaRefs>
-    <ds:schemaRef ds:uri="http://schemas.microsoft.com/office/2006/metadata/properties"/>
-    <ds:schemaRef ds:uri="http://schemas.microsoft.com/office/infopath/2007/PartnerControls"/>
-    <ds:schemaRef ds:uri="c64b295e-e158-430a-a9fe-95bbf17b9d7d"/>
-    <ds:schemaRef ds:uri="0f5e39c8-e5a1-4a0d-b53f-9134be983d19"/>
-  </ds:schemaRefs>
-</ds:datastoreItem>
 </file>
--- a/a3/Report (2).docx
+++ b/a3/Report (2).docx
@@ -386,7 +386,21 @@
               <w:rPr>
                 <w:u w:val="single"/>
               </w:rPr>
-              <w:t>Ensure that more professional and relevant language is used for these types of things (ie, the Nav)</w:t>
+              <w:t>Ensure that more professional and relevant language is used for these types of things (</w:t>
+            </w:r>
+            <w:proofErr w:type="spellStart"/>
+            <w:r>
+              <w:rPr>
+                <w:u w:val="single"/>
+              </w:rPr>
+              <w:t>ie</w:t>
+            </w:r>
+            <w:proofErr w:type="spellEnd"/>
+            <w:r>
+              <w:rPr>
+                <w:u w:val="single"/>
+              </w:rPr>
+              <w:t>, the Nav)</w:t>
             </w:r>
           </w:p>
         </w:tc>
@@ -1195,7 +1209,15 @@
           </w:tcPr>
           <w:p>
             <w:r>
-              <w:t>Make a booking for tomorrow to get new bluelight glasses</w:t>
+              <w:t xml:space="preserve">Make a booking for tomorrow to get new </w:t>
+            </w:r>
+            <w:proofErr w:type="spellStart"/>
+            <w:r>
+              <w:t>bluelight</w:t>
+            </w:r>
+            <w:proofErr w:type="spellEnd"/>
+            <w:r>
+              <w:t xml:space="preserve"> glasses</w:t>
             </w:r>
           </w:p>
         </w:tc>
@@ -2215,8 +2237,50 @@
           <w:numId w:val="4"/>
         </w:numPr>
       </w:pPr>
-      <w:r>
-        <w:t>…</w:t>
+      <w:hyperlink r:id="rId8" w:history="1">
+        <w:r>
+          <w:rPr>
+            <w:rStyle w:val="Hyperlink"/>
+          </w:rPr>
+          <w:t>https://www.w3schools.com/tags/att_input_type_checkbox.asp</w:t>
+        </w:r>
+      </w:hyperlink>
+      <w:r>
+        <w:t xml:space="preserve"> </w:t>
+      </w:r>
+    </w:p>
+    <w:p>
+      <w:pPr>
+        <w:pStyle w:val="ListParagraph"/>
+        <w:numPr>
+          <w:ilvl w:val="0"/>
+          <w:numId w:val="4"/>
+        </w:numPr>
+      </w:pPr>
+      <w:hyperlink r:id="rId9" w:history="1">
+        <w:r>
+          <w:rPr>
+            <w:rStyle w:val="Hyperlink"/>
+          </w:rPr>
+          <w:t xml:space="preserve">How to Swap Elements based on Screen Size using CSS | by </w:t>
+        </w:r>
+        <w:proofErr w:type="spellStart"/>
+        <w:r>
+          <w:rPr>
+            <w:rStyle w:val="Hyperlink"/>
+          </w:rPr>
+          <w:t>Mansimar</w:t>
+        </w:r>
+        <w:proofErr w:type="spellEnd"/>
+        <w:r>
+          <w:rPr>
+            <w:rStyle w:val="Hyperlink"/>
+          </w:rPr>
+          <w:t xml:space="preserve"> Singh | Frontend Weekly | Medium</w:t>
+        </w:r>
+      </w:hyperlink>
+      <w:r>
+        <w:t xml:space="preserve"> </w:t>
       </w:r>
     </w:p>
     <w:sectPr>
@@ -3113,7 +3177,6 @@
   <w:style w:type="character" w:default="1" w:styleId="DefaultParagraphFont">
     <w:name w:val="Default Paragraph Font"/>
     <w:uiPriority w:val="1"/>
-    <w:semiHidden/>
     <w:unhideWhenUsed/>
   </w:style>
   <w:style w:type="table" w:default="1" w:styleId="TableNormal">
@@ -3215,6 +3278,29 @@
       <w:color w:val="1F3763" w:themeColor="accent1" w:themeShade="7F"/>
       <w:sz w:val="24"/>
       <w:szCs w:val="30"/>
+    </w:rPr>
+  </w:style>
+  <w:style w:type="character" w:styleId="Hyperlink">
+    <w:name w:val="Hyperlink"/>
+    <w:basedOn w:val="DefaultParagraphFont"/>
+    <w:uiPriority w:val="99"/>
+    <w:unhideWhenUsed/>
+    <w:rsid w:val="00F11068"/>
+    <w:rPr>
+      <w:color w:val="0563C1" w:themeColor="hyperlink"/>
+      <w:u w:val="single"/>
+    </w:rPr>
+  </w:style>
+  <w:style w:type="character" w:styleId="UnresolvedMention">
+    <w:name w:val="Unresolved Mention"/>
+    <w:basedOn w:val="DefaultParagraphFont"/>
+    <w:uiPriority w:val="99"/>
+    <w:semiHidden/>
+    <w:unhideWhenUsed/>
+    <w:rsid w:val="00F11068"/>
+    <w:rPr>
+      <w:color w:val="605E5C"/>
+      <w:shd w:val="clear" w:color="auto" w:fill="E1DFDD"/>
     </w:rPr>
   </w:style>
 </w:styles>

--- a/a3/Report (2).docx
+++ b/a3/Report (2).docx
@@ -84,6 +84,17 @@
       <w:r>
         <w:t xml:space="preserve">: </w:t>
       </w:r>
+      <w:hyperlink r:id="rId8" w:history="1">
+        <w:r>
+          <w:rPr>
+            <w:rStyle w:val="Hyperlink"/>
+          </w:rPr>
+          <w:t>https://jackk.sgedu.site/a3/</w:t>
+        </w:r>
+      </w:hyperlink>
+      <w:r>
+        <w:t xml:space="preserve"> </w:t>
+      </w:r>
     </w:p>
     <w:p>
       <w:pPr>
@@ -157,7 +168,7 @@
         <w:t xml:space="preserve"> customer base, and children seem to be the push behind the hire of the new paediatric optometrist. For these people, we should still look to make the site accessible enough for those with vision impairments, with simplistic fonts like Arial and Calibri, and simple contrasts like black and white, or orange and blue. For parents, some extra features should be added to change the choices based on booking for yourself vs a dependent.</w:t>
       </w:r>
       <w:r>
-        <w:t xml:space="preserve"> Looking to young adult patients as a focus, things like affordability and style are important – so things like bulk billing and nice frames should be mentioned </w:t>
+        <w:t xml:space="preserve"> Looking to young adult patients as a focus, things like affordability and style are important – so things like nice frames should be mentioned </w:t>
       </w:r>
       <w:r>
         <w:t>at relevant points.</w:t>
@@ -438,7 +449,27 @@
               <w:rPr>
                 <w:u w:val="single"/>
               </w:rPr>
-              <w:t>Colour co-ordination was changed to make sure any text appears as the opposite of the colour / shade that it’s above.</w:t>
+              <w:t xml:space="preserve">Colour co-ordination was changed to make sure any </w:t>
+            </w:r>
+            <w:r>
+              <w:rPr>
+                <w:u w:val="single"/>
+              </w:rPr>
+              <w:t xml:space="preserve">important text is more easily legible (no clashing colours </w:t>
+            </w:r>
+            <w:proofErr w:type="spellStart"/>
+            <w:r>
+              <w:rPr>
+                <w:u w:val="single"/>
+              </w:rPr>
+              <w:t>ontop</w:t>
+            </w:r>
+            <w:proofErr w:type="spellEnd"/>
+            <w:r>
+              <w:rPr>
+                <w:u w:val="single"/>
+              </w:rPr>
+              <w:t xml:space="preserve"> of one another), and that to push a point – certain text is the complete opposite colour of the page (orange buttons on a primarily blue colour scheme)</w:t>
             </w:r>
           </w:p>
         </w:tc>
@@ -514,7 +545,19 @@
               <w:rPr>
                 <w:u w:val="single"/>
               </w:rPr>
-              <w:t>Use grids with heavy padding and margins to ensure spacing is good.</w:t>
+              <w:t>Use heav</w:t>
+            </w:r>
+            <w:r>
+              <w:rPr>
+                <w:u w:val="single"/>
+              </w:rPr>
+              <w:t xml:space="preserve">ier </w:t>
+            </w:r>
+            <w:r>
+              <w:rPr>
+                <w:u w:val="single"/>
+              </w:rPr>
+              <w:t>padding and margins to ensure spacing is good.</w:t>
             </w:r>
           </w:p>
         </w:tc>
@@ -1134,7 +1177,7 @@
           </w:tcPr>
           <w:p>
             <w:r>
-              <w:t>Find information on Emiliano, Vcare’s receptionist</w:t>
+              <w:t>Look around the site; is it clear what the purpose is here?</w:t>
             </w:r>
           </w:p>
         </w:tc>
@@ -1156,7 +1199,7 @@
           </w:tcPr>
           <w:p>
             <w:r>
-              <w:t>Find one reason as to why eye exams are important</w:t>
+              <w:t>Find the part of the site that lists why eye exams are important.</w:t>
             </w:r>
           </w:p>
         </w:tc>
@@ -1184,7 +1227,10 @@
               </w:rPr>
             </w:pPr>
             <w:r>
-              <w:t xml:space="preserve">Look for information about </w:t>
+              <w:t xml:space="preserve">You </w:t>
+            </w:r>
+            <w:r>
+              <w:t xml:space="preserve">want to know about </w:t>
             </w:r>
             <w:r>
               <w:t>Optical Coherence Tomography (OCT)</w:t>
@@ -1209,15 +1255,25 @@
           </w:tcPr>
           <w:p>
             <w:r>
-              <w:t xml:space="preserve">Make a booking for tomorrow to get new </w:t>
-            </w:r>
-            <w:proofErr w:type="spellStart"/>
-            <w:r>
-              <w:t>bluelight</w:t>
-            </w:r>
-            <w:proofErr w:type="spellEnd"/>
-            <w:r>
-              <w:t xml:space="preserve"> glasses</w:t>
+              <w:t>You need to make</w:t>
+            </w:r>
+            <w:r>
+              <w:t xml:space="preserve"> a booking for tomorrow to get </w:t>
+            </w:r>
+            <w:r>
+              <w:t>a</w:t>
+            </w:r>
+            <w:r>
+              <w:t xml:space="preserve"> </w:t>
+            </w:r>
+            <w:r>
+              <w:t>blue light</w:t>
+            </w:r>
+            <w:r>
+              <w:t xml:space="preserve"> </w:t>
+            </w:r>
+            <w:r>
+              <w:t>test</w:t>
             </w:r>
           </w:p>
         </w:tc>
@@ -1310,19 +1366,7 @@
           </w:tcPr>
           <w:p>
             <w:r>
-              <w:t>Did the colour scheme</w:t>
-            </w:r>
-            <w:r>
-              <w:t xml:space="preserve"> and colours you saw</w:t>
-            </w:r>
-            <w:r>
-              <w:t xml:space="preserve"> </w:t>
-            </w:r>
-            <w:r>
-              <w:t>aid the site or make it more difficult to read / navigate</w:t>
-            </w:r>
-            <w:r>
-              <w:t>?</w:t>
+              <w:t>Did the colour scheme and colours you saw aid the site or make it more difficult to read / navigate?</w:t>
             </w:r>
           </w:p>
         </w:tc>
@@ -1383,7 +1427,13 @@
         <w:t xml:space="preserve">User information: </w:t>
       </w:r>
       <w:r>
-        <w:t>…</w:t>
+        <w:t xml:space="preserve">Shari </w:t>
+      </w:r>
+      <w:r>
+        <w:t>– 20s female – tech literate</w:t>
+      </w:r>
+      <w:r>
+        <w:t xml:space="preserve"> – mobile viewport</w:t>
       </w:r>
     </w:p>
     <w:tbl>
@@ -1488,13 +1538,24 @@
           <w:tcPr>
             <w:tcW w:w="3005" w:type="dxa"/>
           </w:tcPr>
-          <w:p/>
+          <w:p>
+            <w:r>
+              <w:t>Yes, Specsavers, but it’s been a while – it had good clarity and easy navigation</w:t>
+            </w:r>
+            <w:r>
+              <w:t>.</w:t>
+            </w:r>
+          </w:p>
         </w:tc>
         <w:tc>
           <w:tcPr>
             <w:tcW w:w="3006" w:type="dxa"/>
           </w:tcPr>
-          <w:p/>
+          <w:p>
+            <w:r>
+              <w:t>(want to tap into this type of stylisation – dealing with the blind)</w:t>
+            </w:r>
+          </w:p>
         </w:tc>
       </w:tr>
       <w:tr>
@@ -1512,13 +1573,21 @@
           <w:tcPr>
             <w:tcW w:w="3005" w:type="dxa"/>
           </w:tcPr>
-          <w:p/>
+          <w:p>
+            <w:r>
+              <w:t>Nothing overwhelming, broad set of services with pictures.</w:t>
+            </w:r>
+          </w:p>
         </w:tc>
         <w:tc>
           <w:tcPr>
             <w:tcW w:w="3006" w:type="dxa"/>
           </w:tcPr>
-          <w:p/>
+          <w:p>
+            <w:r>
+              <w:t>(did best to include all images provided)</w:t>
+            </w:r>
+          </w:p>
         </w:tc>
       </w:tr>
       <w:tr>
@@ -1536,13 +1605,27 @@
           <w:tcPr>
             <w:tcW w:w="3005" w:type="dxa"/>
           </w:tcPr>
-          <w:p/>
+          <w:p>
+            <w:r>
+              <w:t>Probably information on the homepage relating to the optometrists themselves and good reviews</w:t>
+            </w:r>
+          </w:p>
         </w:tc>
         <w:tc>
           <w:tcPr>
             <w:tcW w:w="3006" w:type="dxa"/>
           </w:tcPr>
-          <w:p/>
+          <w:p>
+            <w:r>
+              <w:t>(can’t display</w:t>
+            </w:r>
+            <w:r>
+              <w:t xml:space="preserve"> review</w:t>
+            </w:r>
+            <w:r>
+              <w:t xml:space="preserve"> info like this, it wasn’t provided)</w:t>
+            </w:r>
+          </w:p>
         </w:tc>
       </w:tr>
       <w:tr>
@@ -1560,13 +1643,44 @@
           <w:tcPr>
             <w:tcW w:w="3005" w:type="dxa"/>
           </w:tcPr>
-          <w:p/>
+          <w:p>
+            <w:r>
+              <w:t>Scrolled through pages, easily navigating between them as they wished. Skimmed over the info available.</w:t>
+            </w:r>
+            <w:r>
+              <w:t xml:space="preserve"> Identified instantly that it was for optometry.</w:t>
+            </w:r>
+            <w:r>
+              <w:t xml:space="preserve"> Commented on burger icon and it being the default nav icon.</w:t>
+            </w:r>
+          </w:p>
         </w:tc>
         <w:tc>
           <w:tcPr>
             <w:tcW w:w="3006" w:type="dxa"/>
           </w:tcPr>
-          <w:p/>
+          <w:p>
+            <w:r>
+              <w:t>(maybe need to make the page(s) more appealing?</w:t>
+            </w:r>
+            <w:r>
+              <w:t xml:space="preserve"> Would be good to make a user </w:t>
+            </w:r>
+            <w:proofErr w:type="gramStart"/>
+            <w:r>
+              <w:t>actually stop</w:t>
+            </w:r>
+            <w:proofErr w:type="gramEnd"/>
+            <w:r>
+              <w:t xml:space="preserve"> and read info</w:t>
+            </w:r>
+            <w:r>
+              <w:t xml:space="preserve"> – want them to feel it’s important</w:t>
+            </w:r>
+            <w:r>
+              <w:t>)</w:t>
+            </w:r>
+          </w:p>
         </w:tc>
       </w:tr>
       <w:tr>
@@ -1576,6 +1690,7 @@
           </w:tcPr>
           <w:p>
             <w:r>
+              <w:lastRenderedPageBreak/>
               <w:t>Task 2</w:t>
             </w:r>
           </w:p>
@@ -1584,13 +1699,21 @@
           <w:tcPr>
             <w:tcW w:w="3005" w:type="dxa"/>
           </w:tcPr>
-          <w:p/>
+          <w:p>
+            <w:r>
+              <w:t xml:space="preserve">Scrolled back up to burger icon to access ‘why eyecare matters.’ Mentioned it was self-explanatory / easy to find. </w:t>
+            </w:r>
+          </w:p>
         </w:tc>
         <w:tc>
           <w:tcPr>
             <w:tcW w:w="3006" w:type="dxa"/>
           </w:tcPr>
-          <w:p/>
+          <w:p>
+            <w:r>
+              <w:t>(ideal response)</w:t>
+            </w:r>
+          </w:p>
         </w:tc>
       </w:tr>
       <w:tr>
@@ -1608,13 +1731,21 @@
           <w:tcPr>
             <w:tcW w:w="3005" w:type="dxa"/>
           </w:tcPr>
-          <w:p/>
+          <w:p>
+            <w:r>
+              <w:t>Went to the burger again and hit services. Scrolled until finding info about OCT. commented that there are ‘lots of services.’</w:t>
+            </w:r>
+          </w:p>
         </w:tc>
         <w:tc>
           <w:tcPr>
             <w:tcW w:w="3006" w:type="dxa"/>
           </w:tcPr>
-          <w:p/>
+          <w:p>
+            <w:r>
+              <w:t xml:space="preserve">(Most likely good – appears as if there are many options for customers) </w:t>
+            </w:r>
+          </w:p>
         </w:tc>
       </w:tr>
       <w:tr>
@@ -1632,13 +1763,30 @@
           <w:tcPr>
             <w:tcW w:w="3005" w:type="dxa"/>
           </w:tcPr>
-          <w:p/>
+          <w:p>
+            <w:r>
+              <w:t xml:space="preserve">Went to booking in the burger nav, filled out info (the phone </w:t>
+            </w:r>
+            <w:r>
+              <w:t>auto filled</w:t>
+            </w:r>
+            <w:r>
+              <w:t xml:space="preserve"> some info), and selected blue light </w:t>
+            </w:r>
+            <w:r>
+              <w:t>assessment.</w:t>
+            </w:r>
+          </w:p>
         </w:tc>
         <w:tc>
           <w:tcPr>
             <w:tcW w:w="3006" w:type="dxa"/>
           </w:tcPr>
-          <w:p/>
+          <w:p>
+            <w:r>
+              <w:t>Easy to use for net literate user</w:t>
+            </w:r>
+          </w:p>
         </w:tc>
       </w:tr>
       <w:tr>
@@ -1665,13 +1813,21 @@
           <w:tcPr>
             <w:tcW w:w="3005" w:type="dxa"/>
           </w:tcPr>
-          <w:p/>
+          <w:p>
+            <w:r>
+              <w:t>Everything except ‘eyecare importance’ which seemed out of place</w:t>
+            </w:r>
+          </w:p>
         </w:tc>
         <w:tc>
           <w:tcPr>
             <w:tcW w:w="3006" w:type="dxa"/>
           </w:tcPr>
-          <w:p/>
+          <w:p>
+            <w:r>
+              <w:t>Perhaps need to be clearer on this section.</w:t>
+            </w:r>
+          </w:p>
         </w:tc>
       </w:tr>
       <w:tr>
@@ -1698,13 +1854,21 @@
           <w:tcPr>
             <w:tcW w:w="3005" w:type="dxa"/>
           </w:tcPr>
-          <w:p/>
+          <w:p>
+            <w:r>
+              <w:t>Clear enough messaging and design. There was LOTS of info, but probably good if you’re looking for something specific</w:t>
+            </w:r>
+          </w:p>
         </w:tc>
         <w:tc>
           <w:tcPr>
             <w:tcW w:w="3006" w:type="dxa"/>
           </w:tcPr>
-          <w:p/>
+          <w:p>
+            <w:r>
+              <w:t>Info segmentation / padding should be a definite focus.</w:t>
+            </w:r>
+          </w:p>
         </w:tc>
       </w:tr>
       <w:tr>
@@ -1731,7 +1895,11 @@
           <w:tcPr>
             <w:tcW w:w="3005" w:type="dxa"/>
           </w:tcPr>
-          <w:p/>
+          <w:p>
+            <w:r>
+              <w:t>The colour scheme was neutral. Simple enough. Perhaps more exciting title fonts would be interesting.</w:t>
+            </w:r>
+          </w:p>
         </w:tc>
         <w:tc>
           <w:tcPr>
@@ -1777,10 +1945,20 @@
           <w:b/>
           <w:bCs/>
         </w:rPr>
-        <w:t xml:space="preserve">User information: </w:t>
-      </w:r>
-      <w:r>
-        <w:t>…</w:t>
+        <w:t>User information:</w:t>
+      </w:r>
+      <w:r>
+        <w:rPr>
+          <w:b/>
+          <w:bCs/>
+        </w:rPr>
+        <w:t xml:space="preserve"> </w:t>
+      </w:r>
+      <w:r>
+        <w:t>Sean – 50s male – semi tech literate</w:t>
+      </w:r>
+      <w:r>
+        <w:t xml:space="preserve"> – desktop viewport</w:t>
       </w:r>
     </w:p>
     <w:tbl>
@@ -1901,7 +2079,6 @@
           </w:tcPr>
           <w:p>
             <w:r>
-              <w:lastRenderedPageBreak/>
               <w:t>Pre-test Question 2</w:t>
             </w:r>
           </w:p>
@@ -2237,7 +2414,7 @@
           <w:numId w:val="4"/>
         </w:numPr>
       </w:pPr>
-      <w:hyperlink r:id="rId8" w:history="1">
+      <w:hyperlink r:id="rId9" w:history="1">
         <w:r>
           <w:rPr>
             <w:rStyle w:val="Hyperlink"/>
@@ -2252,12 +2429,20 @@
     <w:p>
       <w:pPr>
         <w:pStyle w:val="ListParagraph"/>
+      </w:pPr>
+      <w:r>
+        <w:t>Used when adding checkboxes</w:t>
+      </w:r>
+    </w:p>
+    <w:p>
+      <w:pPr>
+        <w:pStyle w:val="ListParagraph"/>
         <w:numPr>
           <w:ilvl w:val="0"/>
           <w:numId w:val="4"/>
         </w:numPr>
       </w:pPr>
-      <w:hyperlink r:id="rId9" w:history="1">
+      <w:hyperlink r:id="rId10" w:history="1">
         <w:r>
           <w:rPr>
             <w:rStyle w:val="Hyperlink"/>
@@ -2269,7 +2454,19 @@
           <w:rPr>
             <w:rStyle w:val="Hyperlink"/>
           </w:rPr>
-          <w:t>Mansimar</w:t>
+          <w:t>Man</w:t>
+        </w:r>
+        <w:r>
+          <w:rPr>
+            <w:rStyle w:val="Hyperlink"/>
+          </w:rPr>
+          <w:t>s</w:t>
+        </w:r>
+        <w:r>
+          <w:rPr>
+            <w:rStyle w:val="Hyperlink"/>
+          </w:rPr>
+          <w:t>imar</w:t>
         </w:r>
         <w:proofErr w:type="spellEnd"/>
         <w:r>
@@ -2281,6 +2478,101 @@
       </w:hyperlink>
       <w:r>
         <w:t xml:space="preserve"> </w:t>
+      </w:r>
+    </w:p>
+    <w:p>
+      <w:pPr>
+        <w:pStyle w:val="ListParagraph"/>
+      </w:pPr>
+      <w:r>
+        <w:t>Had some trouble with the viewport management</w:t>
+      </w:r>
+    </w:p>
+    <w:p>
+      <w:pPr>
+        <w:pStyle w:val="ListParagraph"/>
+        <w:numPr>
+          <w:ilvl w:val="0"/>
+          <w:numId w:val="4"/>
+        </w:numPr>
+      </w:pPr>
+      <w:hyperlink r:id="rId11" w:anchor=":~:text=Example,radio%20button%20that%20was%20selected" w:history="1">
+        <w:r>
+          <w:rPr>
+            <w:rStyle w:val="Hyperlink"/>
+          </w:rPr>
+          <w:t>https://www.w3schools.com/tags/att_input_type_radio.asp#:~:text=Example,radio%20button%20that%20was%20selected</w:t>
+        </w:r>
+      </w:hyperlink>
+      <w:r>
+        <w:t>.</w:t>
+      </w:r>
+      <w:r>
+        <w:t xml:space="preserve"> </w:t>
+      </w:r>
+    </w:p>
+    <w:p>
+      <w:pPr>
+        <w:pStyle w:val="ListParagraph"/>
+      </w:pPr>
+      <w:r>
+        <w:t>Used to make the booking form’s buttons where each input was mutually exclusive</w:t>
+      </w:r>
+    </w:p>
+    <w:p>
+      <w:pPr>
+        <w:pStyle w:val="ListParagraph"/>
+        <w:numPr>
+          <w:ilvl w:val="0"/>
+          <w:numId w:val="4"/>
+        </w:numPr>
+      </w:pPr>
+      <w:hyperlink r:id="rId12" w:history="1">
+        <w:r>
+          <w:rPr>
+            <w:rStyle w:val="Hyperlink"/>
+          </w:rPr>
+          <w:t>https://www.specsavers.com.au/?srsltid=AfmBOoqNjVzokZ0ETJoqAS2kjCEXXJHI_ygiOzMAbL4NlTgrxP48l5oH</w:t>
+        </w:r>
+      </w:hyperlink>
+      <w:r>
+        <w:t xml:space="preserve"> </w:t>
+      </w:r>
+    </w:p>
+    <w:p>
+      <w:pPr>
+        <w:pStyle w:val="ListParagraph"/>
+      </w:pPr>
+      <w:r>
+        <w:t>Used for style ideas</w:t>
+      </w:r>
+    </w:p>
+    <w:p>
+      <w:pPr>
+        <w:pStyle w:val="ListParagraph"/>
+        <w:numPr>
+          <w:ilvl w:val="0"/>
+          <w:numId w:val="4"/>
+        </w:numPr>
+      </w:pPr>
+      <w:hyperlink r:id="rId13" w:history="1">
+        <w:r>
+          <w:rPr>
+            <w:rStyle w:val="Hyperlink"/>
+          </w:rPr>
+          <w:t>https://www.oscarwylee.com.au</w:t>
+        </w:r>
+      </w:hyperlink>
+      <w:r>
+        <w:t xml:space="preserve"> </w:t>
+      </w:r>
+    </w:p>
+    <w:p>
+      <w:pPr>
+        <w:pStyle w:val="ListParagraph"/>
+      </w:pPr>
+      <w:r>
+        <w:t>Used for style ideas</w:t>
       </w:r>
     </w:p>
     <w:sectPr>
@@ -3177,6 +3469,7 @@
   <w:style w:type="character" w:default="1" w:styleId="DefaultParagraphFont">
     <w:name w:val="Default Paragraph Font"/>
     <w:uiPriority w:val="1"/>
+    <w:semiHidden/>
     <w:unhideWhenUsed/>
   </w:style>
   <w:style w:type="table" w:default="1" w:styleId="TableNormal">
@@ -3301,6 +3594,18 @@
     <w:rPr>
       <w:color w:val="605E5C"/>
       <w:shd w:val="clear" w:color="auto" w:fill="E1DFDD"/>
+    </w:rPr>
+  </w:style>
+  <w:style w:type="character" w:styleId="FollowedHyperlink">
+    <w:name w:val="FollowedHyperlink"/>
+    <w:basedOn w:val="DefaultParagraphFont"/>
+    <w:uiPriority w:val="99"/>
+    <w:semiHidden/>
+    <w:unhideWhenUsed/>
+    <w:rsid w:val="00013228"/>
+    <w:rPr>
+      <w:color w:val="954F72" w:themeColor="followedHyperlink"/>
+      <w:u w:val="single"/>
     </w:rPr>
   </w:style>
 </w:styles>
@@ -3568,17 +3873,6 @@
 </file>
 
 <file path=customXml/item1.xml><?xml version="1.0" encoding="utf-8"?>
-<p:properties xmlns:p="http://schemas.microsoft.com/office/2006/metadata/properties" xmlns:xsi="http://www.w3.org/2001/XMLSchema-instance" xmlns:pc="http://schemas.microsoft.com/office/infopath/2007/PartnerControls">
-  <documentManagement>
-    <TaxCatchAll xmlns="c64b295e-e158-430a-a9fe-95bbf17b9d7d" xsi:nil="true"/>
-    <lcf76f155ced4ddcb4097134ff3c332f xmlns="0f5e39c8-e5a1-4a0d-b53f-9134be983d19">
-      <Terms xmlns="http://schemas.microsoft.com/office/infopath/2007/PartnerControls"/>
-    </lcf76f155ced4ddcb4097134ff3c332f>
-  </documentManagement>
-</p:properties>
-</file>
-
-<file path=customXml/item2.xml><?xml version="1.0" encoding="utf-8"?>
 <?mso-contentType ?>
 <FormTemplates xmlns="http://schemas.microsoft.com/sharepoint/v3/contenttype/forms">
   <Display>DocumentLibraryForm</Display>
@@ -3587,7 +3881,7 @@
 </FormTemplates>
 </file>
 
-<file path=customXml/item3.xml><?xml version="1.0" encoding="utf-8"?>
+<file path=customXml/item2.xml><?xml version="1.0" encoding="utf-8"?>
 <ct:contentTypeSchema xmlns:ct="http://schemas.microsoft.com/office/2006/metadata/contentType" xmlns:ma="http://schemas.microsoft.com/office/2006/metadata/properties/metaAttributes" ct:_="" ma:_="" ma:contentTypeName="Document" ma:contentTypeID="0x01010060D23BF17FCDC947B8E404D646247F8D" ma:contentTypeVersion="19" ma:contentTypeDescription="Create a new document." ma:contentTypeScope="" ma:versionID="956565ba73e342f7ff85743a54cdae39">
   <xsd:schema xmlns:xsd="http://www.w3.org/2001/XMLSchema" xmlns:xs="http://www.w3.org/2001/XMLSchema" xmlns:p="http://schemas.microsoft.com/office/2006/metadata/properties" xmlns:ns2="0f5e39c8-e5a1-4a0d-b53f-9134be983d19" xmlns:ns3="c64b295e-e158-430a-a9fe-95bbf17b9d7d" targetNamespace="http://schemas.microsoft.com/office/2006/metadata/properties" ma:root="true" ma:fieldsID="e69c52ee8cc74cf3ee061ba3b646cca7" ns2:_="" ns3:_="">
     <xsd:import namespace="0f5e39c8-e5a1-4a0d-b53f-9134be983d19"/>
@@ -3848,18 +4142,18 @@
 </ct:contentTypeSchema>
 </file>
 
-<file path=customXml/itemProps1.xml><?xml version="1.0" encoding="utf-8"?>
-<ds:datastoreItem xmlns:ds="http://schemas.openxmlformats.org/officeDocument/2006/customXml" ds:itemID="{CF606D7A-BC20-4455-9B94-4B6C9A54FF0C}">
-  <ds:schemaRefs>
-    <ds:schemaRef ds:uri="http://schemas.microsoft.com/office/2006/metadata/properties"/>
-    <ds:schemaRef ds:uri="http://schemas.microsoft.com/office/infopath/2007/PartnerControls"/>
-    <ds:schemaRef ds:uri="c64b295e-e158-430a-a9fe-95bbf17b9d7d"/>
-    <ds:schemaRef ds:uri="0f5e39c8-e5a1-4a0d-b53f-9134be983d19"/>
-  </ds:schemaRefs>
-</ds:datastoreItem>
+<file path=customXml/item3.xml><?xml version="1.0" encoding="utf-8"?>
+<p:properties xmlns:p="http://schemas.microsoft.com/office/2006/metadata/properties" xmlns:xsi="http://www.w3.org/2001/XMLSchema-instance" xmlns:pc="http://schemas.microsoft.com/office/infopath/2007/PartnerControls">
+  <documentManagement>
+    <TaxCatchAll xmlns="c64b295e-e158-430a-a9fe-95bbf17b9d7d" xsi:nil="true"/>
+    <lcf76f155ced4ddcb4097134ff3c332f xmlns="0f5e39c8-e5a1-4a0d-b53f-9134be983d19">
+      <Terms xmlns="http://schemas.microsoft.com/office/infopath/2007/PartnerControls"/>
+    </lcf76f155ced4ddcb4097134ff3c332f>
+  </documentManagement>
+</p:properties>
 </file>
 
-<file path=customXml/itemProps2.xml><?xml version="1.0" encoding="utf-8"?>
+<file path=customXml/itemProps1.xml><?xml version="1.0" encoding="utf-8"?>
 <ds:datastoreItem xmlns:ds="http://schemas.openxmlformats.org/officeDocument/2006/customXml" ds:itemID="{C42D3E7F-AC3E-4EF4-AE01-81DADC54BE89}">
   <ds:schemaRefs>
     <ds:schemaRef ds:uri="http://schemas.microsoft.com/sharepoint/v3/contenttype/forms"/>
@@ -3867,7 +4161,7 @@
 </ds:datastoreItem>
 </file>
 
-<file path=customXml/itemProps3.xml><?xml version="1.0" encoding="utf-8"?>
+<file path=customXml/itemProps2.xml><?xml version="1.0" encoding="utf-8"?>
 <ds:datastoreItem xmlns:ds="http://schemas.openxmlformats.org/officeDocument/2006/customXml" ds:itemID="{D36D5B1A-B4CB-429A-9CC2-49D607767A2A}">
   <ds:schemaRefs>
     <ds:schemaRef ds:uri="http://schemas.microsoft.com/office/2006/metadata/contentType"/>
@@ -3884,4 +4178,15 @@
     <ds:schemaRef ds:uri="http://schemas.microsoft.com/internal/obd"/>
   </ds:schemaRefs>
 </ds:datastoreItem>
+</file>
+
+<file path=customXml/itemProps3.xml><?xml version="1.0" encoding="utf-8"?>
+<ds:datastoreItem xmlns:ds="http://schemas.openxmlformats.org/officeDocument/2006/customXml" ds:itemID="{CF606D7A-BC20-4455-9B94-4B6C9A54FF0C}">
+  <ds:schemaRefs>
+    <ds:schemaRef ds:uri="http://schemas.microsoft.com/office/2006/metadata/properties"/>
+    <ds:schemaRef ds:uri="http://schemas.microsoft.com/office/infopath/2007/PartnerControls"/>
+    <ds:schemaRef ds:uri="c64b295e-e158-430a-a9fe-95bbf17b9d7d"/>
+    <ds:schemaRef ds:uri="0f5e39c8-e5a1-4a0d-b53f-9134be983d19"/>
+  </ds:schemaRefs>
+</ds:datastoreItem>
 </file>
--- a/a3/Report (2).docx
+++ b/a3/Report (2).docx
@@ -1381,9 +1381,108 @@
     </w:p>
     <w:p>
       <w:pPr>
+        <w:rPr>
+          <w:lang w:val="en-GB"/>
+        </w:rPr>
+      </w:pPr>
+    </w:p>
+    <w:p>
+      <w:pPr>
+        <w:rPr>
+          <w:lang w:val="en-GB"/>
+        </w:rPr>
+      </w:pPr>
+    </w:p>
+    <w:p>
+      <w:pPr>
+        <w:rPr>
+          <w:lang w:val="en-GB"/>
+        </w:rPr>
+      </w:pPr>
+    </w:p>
+    <w:p>
+      <w:pPr>
+        <w:rPr>
+          <w:lang w:val="en-GB"/>
+        </w:rPr>
+      </w:pPr>
+    </w:p>
+    <w:p>
+      <w:pPr>
+        <w:rPr>
+          <w:lang w:val="en-GB"/>
+        </w:rPr>
+      </w:pPr>
+    </w:p>
+    <w:p>
+      <w:pPr>
+        <w:rPr>
+          <w:lang w:val="en-GB"/>
+        </w:rPr>
+      </w:pPr>
+    </w:p>
+    <w:p>
+      <w:pPr>
+        <w:rPr>
+          <w:lang w:val="en-GB"/>
+        </w:rPr>
+      </w:pPr>
+    </w:p>
+    <w:p>
+      <w:pPr>
+        <w:rPr>
+          <w:lang w:val="en-GB"/>
+        </w:rPr>
+      </w:pPr>
+    </w:p>
+    <w:p>
+      <w:pPr>
+        <w:rPr>
+          <w:lang w:val="en-GB"/>
+        </w:rPr>
+      </w:pPr>
+    </w:p>
+    <w:p>
+      <w:pPr>
+        <w:rPr>
+          <w:lang w:val="en-GB"/>
+        </w:rPr>
+      </w:pPr>
+    </w:p>
+    <w:p>
+      <w:pPr>
+        <w:rPr>
+          <w:lang w:val="en-GB"/>
+        </w:rPr>
+      </w:pPr>
+    </w:p>
+    <w:p>
+      <w:pPr>
+        <w:rPr>
+          <w:lang w:val="en-GB"/>
+        </w:rPr>
+      </w:pPr>
+    </w:p>
+    <w:p>
+      <w:pPr>
+        <w:rPr>
+          <w:lang w:val="en-GB"/>
+        </w:rPr>
+      </w:pPr>
+    </w:p>
+    <w:p>
+      <w:pPr>
+        <w:rPr>
+          <w:lang w:val="en-GB"/>
+        </w:rPr>
+      </w:pPr>
+    </w:p>
+    <w:p>
+      <w:pPr>
         <w:pStyle w:val="Heading2"/>
       </w:pPr>
       <w:r>
+        <w:lastRenderedPageBreak/>
         <w:t>Usability Testing Results and Feedback</w:t>
       </w:r>
     </w:p>
@@ -1690,7 +1789,6 @@
           </w:tcPr>
           <w:p>
             <w:r>
-              <w:lastRenderedPageBreak/>
               <w:t>Task 2</w:t>
             </w:r>
           </w:p>
@@ -1910,6 +2008,9 @@
       </w:tr>
     </w:tbl>
     <w:p/>
+    <w:p/>
+    <w:p/>
+    <w:p/>
     <w:p>
       <w:pPr>
         <w:rPr>
@@ -1922,6 +2023,7 @@
           <w:b/>
           <w:bCs/>
         </w:rPr>
+        <w:lastRenderedPageBreak/>
         <w:t>User</w:t>
       </w:r>
       <w:r>
@@ -2063,7 +2165,11 @@
           <w:tcPr>
             <w:tcW w:w="3005" w:type="dxa"/>
           </w:tcPr>
-          <w:p/>
+          <w:p>
+            <w:r>
+              <w:t>Possibly Specsavers, other than that, never.</w:t>
+            </w:r>
+          </w:p>
         </w:tc>
         <w:tc>
           <w:tcPr>
@@ -2087,13 +2193,21 @@
           <w:tcPr>
             <w:tcW w:w="3005" w:type="dxa"/>
           </w:tcPr>
-          <w:p/>
+          <w:p>
+            <w:r>
+              <w:t>Interactive frame testing, professional appearance, ease of use, pricing info.</w:t>
+            </w:r>
+          </w:p>
         </w:tc>
         <w:tc>
           <w:tcPr>
             <w:tcW w:w="3006" w:type="dxa"/>
           </w:tcPr>
-          <w:p/>
+          <w:p>
+            <w:r>
+              <w:t>Can’t do much of this; no pricing info included in email, and I’m not bright enough to personally code an interactive frame tester.</w:t>
+            </w:r>
+          </w:p>
         </w:tc>
       </w:tr>
       <w:tr>
@@ -2111,13 +2225,21 @@
           <w:tcPr>
             <w:tcW w:w="3005" w:type="dxa"/>
           </w:tcPr>
-          <w:p/>
+          <w:p>
+            <w:r>
+              <w:t>Price, value and nothing unexpected.</w:t>
+            </w:r>
+          </w:p>
         </w:tc>
         <w:tc>
           <w:tcPr>
             <w:tcW w:w="3006" w:type="dxa"/>
           </w:tcPr>
-          <w:p/>
+          <w:p>
+            <w:r>
+              <w:t>Can’t do much to include pricing/value.</w:t>
+            </w:r>
+          </w:p>
         </w:tc>
       </w:tr>
       <w:tr>
@@ -2135,7 +2257,14 @@
           <w:tcPr>
             <w:tcW w:w="3005" w:type="dxa"/>
           </w:tcPr>
-          <w:p/>
+          <w:p>
+            <w:r>
+              <w:t xml:space="preserve">Scrolled around, traversed pages, mentioned professional appearance and </w:t>
+            </w:r>
+            <w:r>
+              <w:t>pretty easy to use.</w:t>
+            </w:r>
+          </w:p>
         </w:tc>
         <w:tc>
           <w:tcPr>
@@ -2159,7 +2288,11 @@
           <w:tcPr>
             <w:tcW w:w="3005" w:type="dxa"/>
           </w:tcPr>
-          <w:p/>
+          <w:p>
+            <w:r>
+              <w:t>Located ‘why eyecare matters’ on nav, skimmed through. Pointed out the extra booking button.</w:t>
+            </w:r>
+          </w:p>
         </w:tc>
         <w:tc>
           <w:tcPr>
@@ -2183,13 +2316,24 @@
           <w:tcPr>
             <w:tcW w:w="3005" w:type="dxa"/>
           </w:tcPr>
+          <w:p>
+            <w:r>
+              <w:t>Went straight to services on the top sticky nav and found the OCT section. Commented on the ‘your team,’ said it is usually ‘our team.’</w:t>
+            </w:r>
+          </w:p>
           <w:p/>
+          <w:p/>
+          <w:p/>
         </w:tc>
         <w:tc>
           <w:tcPr>
             <w:tcW w:w="3006" w:type="dxa"/>
           </w:tcPr>
-          <w:p/>
+          <w:p>
+            <w:r>
+              <w:t>Looking into this, it seems quite 50/50 as to whether businesses say ‘your team’ or ‘our team.’</w:t>
+            </w:r>
+          </w:p>
         </w:tc>
       </w:tr>
       <w:tr>
@@ -2207,13 +2351,30 @@
           <w:tcPr>
             <w:tcW w:w="3005" w:type="dxa"/>
           </w:tcPr>
-          <w:p/>
+          <w:p>
+            <w:r>
+              <w:t>Went to ‘book appointment’ and went through the form before being prompted to pick who the booking was for (yourself vs dependent). Said “why do I have to do that”</w:t>
+            </w:r>
+            <w:r>
+              <w:t>, before finishing booking inputs</w:t>
+            </w:r>
+            <w:r>
+              <w:t>.</w:t>
+            </w:r>
+          </w:p>
         </w:tc>
         <w:tc>
           <w:tcPr>
             <w:tcW w:w="3006" w:type="dxa"/>
           </w:tcPr>
-          <w:p/>
+          <w:p>
+            <w:r>
+              <w:t>After some looking into it, most businesses don’t offer this feature – you presumably just put the dependents info in place of yours</w:t>
+            </w:r>
+            <w:r>
+              <w:t>.</w:t>
+            </w:r>
+          </w:p>
         </w:tc>
       </w:tr>
       <w:tr>
@@ -2240,13 +2401,27 @@
           <w:tcPr>
             <w:tcW w:w="3005" w:type="dxa"/>
           </w:tcPr>
-          <w:p/>
+          <w:p>
+            <w:r>
+              <w:t>Yes, everything was where expected. Commented on wanting pricing guides again.</w:t>
+            </w:r>
+          </w:p>
         </w:tc>
         <w:tc>
           <w:tcPr>
             <w:tcW w:w="3006" w:type="dxa"/>
           </w:tcPr>
-          <w:p/>
+          <w:p>
+            <w:r>
+              <w:t xml:space="preserve">Pricing is also not commonplace on these </w:t>
+            </w:r>
+            <w:r>
+              <w:t>sites and</w:t>
+            </w:r>
+            <w:r>
+              <w:t xml:space="preserve"> was not provided.</w:t>
+            </w:r>
+          </w:p>
         </w:tc>
       </w:tr>
       <w:tr>
@@ -2273,13 +2448,24 @@
           <w:tcPr>
             <w:tcW w:w="3005" w:type="dxa"/>
           </w:tcPr>
-          <w:p/>
+          <w:p>
+            <w:r>
+              <w:t>100%, but might want contact info in the nav itself to save finding it in the booking form.</w:t>
+            </w:r>
+          </w:p>
         </w:tc>
         <w:tc>
           <w:tcPr>
             <w:tcW w:w="3006" w:type="dxa"/>
           </w:tcPr>
-          <w:p/>
+          <w:p>
+            <w:r>
+              <w:t>May be able to include above / below the appointment button</w:t>
+            </w:r>
+            <w:r>
+              <w:t>.</w:t>
+            </w:r>
+          </w:p>
         </w:tc>
       </w:tr>
       <w:tr>
@@ -2306,7 +2492,11 @@
           <w:tcPr>
             <w:tcW w:w="3005" w:type="dxa"/>
           </w:tcPr>
-          <w:p/>
+          <w:p>
+            <w:r>
+              <w:t>“I like it, I think it goes well for this type of thing”</w:t>
+            </w:r>
+          </w:p>
         </w:tc>
         <w:tc>
           <w:tcPr>
@@ -2317,11 +2507,16 @@
       </w:tr>
     </w:tbl>
     <w:p/>
+    <w:p/>
+    <w:p/>
+    <w:p/>
+    <w:p/>
     <w:p>
       <w:pPr>
         <w:pStyle w:val="Heading2"/>
       </w:pPr>
       <w:r>
+        <w:lastRenderedPageBreak/>
         <w:t xml:space="preserve">Response to Usability </w:t>
       </w:r>
       <w:r>
@@ -2365,18 +2560,88 @@
         <w:pStyle w:val="ListParagraph"/>
         <w:numPr>
           <w:ilvl w:val="0"/>
-          <w:numId w:val="3"/>
+          <w:numId w:val="6"/>
         </w:numPr>
       </w:pPr>
       <w:r>
-        <w:t>…</w:t>
-      </w:r>
-    </w:p>
+        <w:t>The first thing would be to remove the proposed checkboxes for ‘yourself’ vs ‘dependent.’ This was picked by one interviewee as something they weren’t used to, and other, larger optometry companies do not have this in their booking system, so it should be gone.</w:t>
+      </w:r>
+    </w:p>
+    <w:p>
+      <w:pPr>
+        <w:pStyle w:val="ListParagraph"/>
+        <w:numPr>
+          <w:ilvl w:val="0"/>
+          <w:numId w:val="6"/>
+        </w:numPr>
+      </w:pPr>
+      <w:r>
+        <w:t>Possibly some more ‘call to action’ pieces need to be in place to make the content more desirable. Both testers seemed to skim the content rather than read it, though neither requires actual eyecare now, perhaps some titles could be changed to ‘jump out.’</w:t>
+      </w:r>
+    </w:p>
+    <w:p>
+      <w:pPr>
+        <w:pStyle w:val="ListParagraph"/>
+        <w:numPr>
+          <w:ilvl w:val="0"/>
+          <w:numId w:val="6"/>
+        </w:numPr>
+      </w:pPr>
+      <w:r>
+        <w:t>The first tester mentioned the plethora of information on the site (all of which is essentially required to be used, as per the ‘email’), so perhaps greater padding and margins need to be implemented.</w:t>
+      </w:r>
+    </w:p>
+    <w:p>
+      <w:pPr>
+        <w:pStyle w:val="ListParagraph"/>
+        <w:numPr>
+          <w:ilvl w:val="0"/>
+          <w:numId w:val="6"/>
+        </w:numPr>
+      </w:pPr>
+      <w:r>
+        <w:t>The idea of affordability was heavily pushed by the second tested, so perhaps messaging related to money and discounts needs to be in the forefront even more so. Recolouring text that mentions discounts may help this, even if we can’t display real prices etc. in the way that he would like.</w:t>
+      </w:r>
+    </w:p>
+    <w:p>
+      <w:pPr>
+        <w:pStyle w:val="ListParagraph"/>
+        <w:numPr>
+          <w:ilvl w:val="0"/>
+          <w:numId w:val="6"/>
+        </w:numPr>
+      </w:pPr>
+      <w:r>
+        <w:t>Including contact info in the nav may be a better way for people who just want to call in or email to contact Vcare, the same way tester 2 felt this was missing when he viewed the site. This feature is seen on another major optometrist provider who has their 1800 number plastered to the top nav.</w:t>
+      </w:r>
+    </w:p>
+    <w:p/>
+    <w:p/>
+    <w:p/>
+    <w:p/>
+    <w:p/>
+    <w:p/>
+    <w:p/>
+    <w:p/>
+    <w:p/>
+    <w:p/>
+    <w:p/>
+    <w:p/>
+    <w:p/>
+    <w:p/>
+    <w:p/>
+    <w:p/>
+    <w:p/>
+    <w:p/>
+    <w:p/>
+    <w:p/>
+    <w:p/>
     <w:p>
       <w:pPr>
         <w:pStyle w:val="Heading2"/>
       </w:pPr>
       <w:r>
+        <w:lastRenderedPageBreak/>
         <w:t>References</w:t>
       </w:r>
     </w:p>
@@ -2454,19 +2719,7 @@
           <w:rPr>
             <w:rStyle w:val="Hyperlink"/>
           </w:rPr>
-          <w:t>Man</w:t>
-        </w:r>
-        <w:r>
-          <w:rPr>
-            <w:rStyle w:val="Hyperlink"/>
-          </w:rPr>
-          <w:t>s</w:t>
-        </w:r>
-        <w:r>
-          <w:rPr>
-            <w:rStyle w:val="Hyperlink"/>
-          </w:rPr>
-          <w:t>imar</w:t>
+          <w:t>Mansimar</w:t>
         </w:r>
         <w:proofErr w:type="spellEnd"/>
         <w:r>
@@ -2573,6 +2826,118 @@
       </w:pPr>
       <w:r>
         <w:t>Used for style ideas</w:t>
+      </w:r>
+    </w:p>
+    <w:p>
+      <w:pPr>
+        <w:pStyle w:val="ListParagraph"/>
+        <w:numPr>
+          <w:ilvl w:val="0"/>
+          <w:numId w:val="4"/>
+        </w:numPr>
+      </w:pPr>
+      <w:hyperlink r:id="rId14" w:history="1">
+        <w:r>
+          <w:rPr>
+            <w:rStyle w:val="Hyperlink"/>
+          </w:rPr>
+          <w:t>https://stackoverflow.com/questions/54993540/how-to-make-certain-dates-unavailable-within-html-date-form</w:t>
+        </w:r>
+      </w:hyperlink>
+      <w:r>
+        <w:t xml:space="preserve"> </w:t>
+      </w:r>
+    </w:p>
+    <w:p>
+      <w:pPr>
+        <w:pStyle w:val="ListParagraph"/>
+      </w:pPr>
+      <w:r>
+        <w:t>For setting the date input to work correctly</w:t>
+      </w:r>
+    </w:p>
+    <w:p>
+      <w:pPr>
+        <w:pStyle w:val="ListParagraph"/>
+        <w:numPr>
+          <w:ilvl w:val="0"/>
+          <w:numId w:val="4"/>
+        </w:numPr>
+      </w:pPr>
+      <w:hyperlink r:id="rId15" w:history="1">
+        <w:r>
+          <w:rPr>
+            <w:rStyle w:val="Hyperlink"/>
+          </w:rPr>
+          <w:t>https://stackoverflow.com/questions/35605734/formatting-the-time-input-field-with-html</w:t>
+        </w:r>
+      </w:hyperlink>
+      <w:r>
+        <w:t xml:space="preserve"> </w:t>
+      </w:r>
+    </w:p>
+    <w:p>
+      <w:pPr>
+        <w:pStyle w:val="ListParagraph"/>
+      </w:pPr>
+      <w:r>
+        <w:t xml:space="preserve">For setting the time input correctly </w:t>
+      </w:r>
+    </w:p>
+    <w:p>
+      <w:pPr>
+        <w:pStyle w:val="ListParagraph"/>
+        <w:numPr>
+          <w:ilvl w:val="0"/>
+          <w:numId w:val="4"/>
+        </w:numPr>
+      </w:pPr>
+      <w:hyperlink r:id="rId16" w:history="1">
+        <w:r>
+          <w:rPr>
+            <w:rStyle w:val="Hyperlink"/>
+          </w:rPr>
+          <w:t>https://stackoverflow.com/questions/17219688/href-tel-and-mobile-numbers</w:t>
+        </w:r>
+      </w:hyperlink>
+      <w:r>
+        <w:t xml:space="preserve"> </w:t>
+      </w:r>
+    </w:p>
+    <w:p>
+      <w:pPr>
+        <w:pStyle w:val="ListParagraph"/>
+      </w:pPr>
+      <w:r>
+        <w:t>for setting up telephone number inputs correctly</w:t>
+      </w:r>
+    </w:p>
+    <w:p>
+      <w:pPr>
+        <w:pStyle w:val="ListParagraph"/>
+        <w:numPr>
+          <w:ilvl w:val="0"/>
+          <w:numId w:val="4"/>
+        </w:numPr>
+      </w:pPr>
+      <w:hyperlink r:id="rId17" w:history="1">
+        <w:r>
+          <w:rPr>
+            <w:rStyle w:val="Hyperlink"/>
+          </w:rPr>
+          <w:t>https://stackoverflow.com/questions/4888377/how-to-add-a-browser-tab-icon-favicon-for-a-website</w:t>
+        </w:r>
+      </w:hyperlink>
+      <w:r>
+        <w:t xml:space="preserve"> </w:t>
+      </w:r>
+    </w:p>
+    <w:p>
+      <w:pPr>
+        <w:pStyle w:val="ListParagraph"/>
+      </w:pPr>
+      <w:r>
+        <w:t>To help properly input the website icon</w:t>
       </w:r>
     </w:p>
     <w:sectPr>
@@ -2701,6 +3066,95 @@
     </w:lvl>
   </w:abstractNum>
   <w:abstractNum w:abstractNumId="1" w15:restartNumberingAfterBreak="0">
+    <w:nsid w:val="1FEF579C"/>
+    <w:multiLevelType w:val="hybridMultilevel"/>
+    <w:tmpl w:val="62C470B6"/>
+    <w:lvl w:ilvl="0" w:tplc="0C09000F">
+      <w:start w:val="1"/>
+      <w:numFmt w:val="decimal"/>
+      <w:lvlText w:val="%1."/>
+      <w:lvlJc w:val="left"/>
+      <w:pPr>
+        <w:ind w:left="720" w:hanging="360"/>
+      </w:pPr>
+      <w:rPr>
+        <w:rFonts w:hint="default"/>
+      </w:rPr>
+    </w:lvl>
+    <w:lvl w:ilvl="1" w:tplc="0C090019" w:tentative="1">
+      <w:start w:val="1"/>
+      <w:numFmt w:val="lowerLetter"/>
+      <w:lvlText w:val="%2."/>
+      <w:lvlJc w:val="left"/>
+      <w:pPr>
+        <w:ind w:left="1440" w:hanging="360"/>
+      </w:pPr>
+    </w:lvl>
+    <w:lvl w:ilvl="2" w:tplc="0C09001B" w:tentative="1">
+      <w:start w:val="1"/>
+      <w:numFmt w:val="lowerRoman"/>
+      <w:lvlText w:val="%3."/>
+      <w:lvlJc w:val="right"/>
+      <w:pPr>
+        <w:ind w:left="2160" w:hanging="180"/>
+      </w:pPr>
+    </w:lvl>
+    <w:lvl w:ilvl="3" w:tplc="0C09000F" w:tentative="1">
+      <w:start w:val="1"/>
+      <w:numFmt w:val="decimal"/>
+      <w:lvlText w:val="%4."/>
+      <w:lvlJc w:val="left"/>
+      <w:pPr>
+        <w:ind w:left="2880" w:hanging="360"/>
+      </w:pPr>
+    </w:lvl>
+    <w:lvl w:ilvl="4" w:tplc="0C090019" w:tentative="1">
+      <w:start w:val="1"/>
+      <w:numFmt w:val="lowerLetter"/>
+      <w:lvlText w:val="%5."/>
+      <w:lvlJc w:val="left"/>
+      <w:pPr>
+        <w:ind w:left="3600" w:hanging="360"/>
+      </w:pPr>
+    </w:lvl>
+    <w:lvl w:ilvl="5" w:tplc="0C09001B" w:tentative="1">
+      <w:start w:val="1"/>
+      <w:numFmt w:val="lowerRoman"/>
+      <w:lvlText w:val="%6."/>
+      <w:lvlJc w:val="right"/>
+      <w:pPr>
+        <w:ind w:left="4320" w:hanging="180"/>
+      </w:pPr>
+    </w:lvl>
+    <w:lvl w:ilvl="6" w:tplc="0C09000F" w:tentative="1">
+      <w:start w:val="1"/>
+      <w:numFmt w:val="decimal"/>
+      <w:lvlText w:val="%7."/>
+      <w:lvlJc w:val="left"/>
+      <w:pPr>
+        <w:ind w:left="5040" w:hanging="360"/>
+      </w:pPr>
+    </w:lvl>
+    <w:lvl w:ilvl="7" w:tplc="0C090019" w:tentative="1">
+      <w:start w:val="1"/>
+      <w:numFmt w:val="lowerLetter"/>
+      <w:lvlText w:val="%8."/>
+      <w:lvlJc w:val="left"/>
+      <w:pPr>
+        <w:ind w:left="5760" w:hanging="360"/>
+      </w:pPr>
+    </w:lvl>
+    <w:lvl w:ilvl="8" w:tplc="0C09001B" w:tentative="1">
+      <w:start w:val="1"/>
+      <w:numFmt w:val="lowerRoman"/>
+      <w:lvlText w:val="%9."/>
+      <w:lvlJc w:val="right"/>
+      <w:pPr>
+        <w:ind w:left="6480" w:hanging="180"/>
+      </w:pPr>
+    </w:lvl>
+  </w:abstractNum>
+  <w:abstractNum w:abstractNumId="2" w15:restartNumberingAfterBreak="0">
     <w:nsid w:val="270B00B7"/>
     <w:multiLevelType w:val="hybridMultilevel"/>
     <w:tmpl w:val="F6E4326E"/>
@@ -2786,7 +3240,7 @@
       </w:pPr>
     </w:lvl>
   </w:abstractNum>
-  <w:abstractNum w:abstractNumId="2" w15:restartNumberingAfterBreak="0">
+  <w:abstractNum w:abstractNumId="3" w15:restartNumberingAfterBreak="0">
     <w:nsid w:val="66E36162"/>
     <w:multiLevelType w:val="hybridMultilevel"/>
     <w:tmpl w:val="F6E4326E"/>
@@ -2872,7 +3326,7 @@
       </w:pPr>
     </w:lvl>
   </w:abstractNum>
-  <w:abstractNum w:abstractNumId="3" w15:restartNumberingAfterBreak="0">
+  <w:abstractNum w:abstractNumId="4" w15:restartNumberingAfterBreak="0">
     <w:nsid w:val="700A73BE"/>
     <w:multiLevelType w:val="hybridMultilevel"/>
     <w:tmpl w:val="A518FF1A"/>
@@ -2985,17 +3439,112 @@
       </w:rPr>
     </w:lvl>
   </w:abstractNum>
+  <w:abstractNum w:abstractNumId="5" w15:restartNumberingAfterBreak="0">
+    <w:nsid w:val="7116386E"/>
+    <w:multiLevelType w:val="hybridMultilevel"/>
+    <w:tmpl w:val="5ADC2496"/>
+    <w:lvl w:ilvl="0" w:tplc="F03CF1AE">
+      <w:start w:val="1"/>
+      <w:numFmt w:val="decimal"/>
+      <w:lvlText w:val="%1."/>
+      <w:lvlJc w:val="left"/>
+      <w:pPr>
+        <w:ind w:left="1080" w:hanging="360"/>
+      </w:pPr>
+      <w:rPr>
+        <w:rFonts w:hint="default"/>
+      </w:rPr>
+    </w:lvl>
+    <w:lvl w:ilvl="1" w:tplc="0C090019" w:tentative="1">
+      <w:start w:val="1"/>
+      <w:numFmt w:val="lowerLetter"/>
+      <w:lvlText w:val="%2."/>
+      <w:lvlJc w:val="left"/>
+      <w:pPr>
+        <w:ind w:left="1800" w:hanging="360"/>
+      </w:pPr>
+    </w:lvl>
+    <w:lvl w:ilvl="2" w:tplc="0C09001B" w:tentative="1">
+      <w:start w:val="1"/>
+      <w:numFmt w:val="lowerRoman"/>
+      <w:lvlText w:val="%3."/>
+      <w:lvlJc w:val="right"/>
+      <w:pPr>
+        <w:ind w:left="2520" w:hanging="180"/>
+      </w:pPr>
+    </w:lvl>
+    <w:lvl w:ilvl="3" w:tplc="0C09000F" w:tentative="1">
+      <w:start w:val="1"/>
+      <w:numFmt w:val="decimal"/>
+      <w:lvlText w:val="%4."/>
+      <w:lvlJc w:val="left"/>
+      <w:pPr>
+        <w:ind w:left="3240" w:hanging="360"/>
+      </w:pPr>
+    </w:lvl>
+    <w:lvl w:ilvl="4" w:tplc="0C090019" w:tentative="1">
+      <w:start w:val="1"/>
+      <w:numFmt w:val="lowerLetter"/>
+      <w:lvlText w:val="%5."/>
+      <w:lvlJc w:val="left"/>
+      <w:pPr>
+        <w:ind w:left="3960" w:hanging="360"/>
+      </w:pPr>
+    </w:lvl>
+    <w:lvl w:ilvl="5" w:tplc="0C09001B" w:tentative="1">
+      <w:start w:val="1"/>
+      <w:numFmt w:val="lowerRoman"/>
+      <w:lvlText w:val="%6."/>
+      <w:lvlJc w:val="right"/>
+      <w:pPr>
+        <w:ind w:left="4680" w:hanging="180"/>
+      </w:pPr>
+    </w:lvl>
+    <w:lvl w:ilvl="6" w:tplc="0C09000F" w:tentative="1">
+      <w:start w:val="1"/>
+      <w:numFmt w:val="decimal"/>
+      <w:lvlText w:val="%7."/>
+      <w:lvlJc w:val="left"/>
+      <w:pPr>
+        <w:ind w:left="5400" w:hanging="360"/>
+      </w:pPr>
+    </w:lvl>
+    <w:lvl w:ilvl="7" w:tplc="0C090019" w:tentative="1">
+      <w:start w:val="1"/>
+      <w:numFmt w:val="lowerLetter"/>
+      <w:lvlText w:val="%8."/>
+      <w:lvlJc w:val="left"/>
+      <w:pPr>
+        <w:ind w:left="6120" w:hanging="360"/>
+      </w:pPr>
+    </w:lvl>
+    <w:lvl w:ilvl="8" w:tplc="0C09001B" w:tentative="1">
+      <w:start w:val="1"/>
+      <w:numFmt w:val="lowerRoman"/>
+      <w:lvlText w:val="%9."/>
+      <w:lvlJc w:val="right"/>
+      <w:pPr>
+        <w:ind w:left="6840" w:hanging="180"/>
+      </w:pPr>
+    </w:lvl>
+  </w:abstractNum>
   <w:num w:numId="1" w16cid:durableId="1597636826">
-    <w:abstractNumId w:val="3"/>
+    <w:abstractNumId w:val="4"/>
   </w:num>
   <w:num w:numId="2" w16cid:durableId="923102201">
     <w:abstractNumId w:val="0"/>
   </w:num>
   <w:num w:numId="3" w16cid:durableId="1813793140">
-    <w:abstractNumId w:val="1"/>
+    <w:abstractNumId w:val="2"/>
   </w:num>
   <w:num w:numId="4" w16cid:durableId="1177690230">
-    <w:abstractNumId w:val="2"/>
+    <w:abstractNumId w:val="3"/>
+  </w:num>
+  <w:num w:numId="5" w16cid:durableId="87042393">
+    <w:abstractNumId w:val="5"/>
+  </w:num>
+  <w:num w:numId="6" w16cid:durableId="358629991">
+    <w:abstractNumId w:val="1"/>
   </w:num>
 </w:numbering>
 </file>
@@ -3873,15 +4422,6 @@
 </file>
 
 <file path=customXml/item1.xml><?xml version="1.0" encoding="utf-8"?>
-<?mso-contentType ?>
-<FormTemplates xmlns="http://schemas.microsoft.com/sharepoint/v3/contenttype/forms">
-  <Display>DocumentLibraryForm</Display>
-  <Edit>DocumentLibraryForm</Edit>
-  <New>DocumentLibraryForm</New>
-</FormTemplates>
-</file>
-
-<file path=customXml/item2.xml><?xml version="1.0" encoding="utf-8"?>
 <ct:contentTypeSchema xmlns:ct="http://schemas.microsoft.com/office/2006/metadata/contentType" xmlns:ma="http://schemas.microsoft.com/office/2006/metadata/properties/metaAttributes" ct:_="" ma:_="" ma:contentTypeName="Document" ma:contentTypeID="0x01010060D23BF17FCDC947B8E404D646247F8D" ma:contentTypeVersion="19" ma:contentTypeDescription="Create a new document." ma:contentTypeScope="" ma:versionID="956565ba73e342f7ff85743a54cdae39">
   <xsd:schema xmlns:xsd="http://www.w3.org/2001/XMLSchema" xmlns:xs="http://www.w3.org/2001/XMLSchema" xmlns:p="http://schemas.microsoft.com/office/2006/metadata/properties" xmlns:ns2="0f5e39c8-e5a1-4a0d-b53f-9134be983d19" xmlns:ns3="c64b295e-e158-430a-a9fe-95bbf17b9d7d" targetNamespace="http://schemas.microsoft.com/office/2006/metadata/properties" ma:root="true" ma:fieldsID="e69c52ee8cc74cf3ee061ba3b646cca7" ns2:_="" ns3:_="">
     <xsd:import namespace="0f5e39c8-e5a1-4a0d-b53f-9134be983d19"/>
@@ -4142,7 +4682,7 @@
 </ct:contentTypeSchema>
 </file>
 
-<file path=customXml/item3.xml><?xml version="1.0" encoding="utf-8"?>
+<file path=customXml/item2.xml><?xml version="1.0" encoding="utf-8"?>
 <p:properties xmlns:p="http://schemas.microsoft.com/office/2006/metadata/properties" xmlns:xsi="http://www.w3.org/2001/XMLSchema-instance" xmlns:pc="http://schemas.microsoft.com/office/infopath/2007/PartnerControls">
   <documentManagement>
     <TaxCatchAll xmlns="c64b295e-e158-430a-a9fe-95bbf17b9d7d" xsi:nil="true"/>
@@ -4153,15 +4693,16 @@
 </p:properties>
 </file>
 
-<file path=customXml/itemProps1.xml><?xml version="1.0" encoding="utf-8"?>
-<ds:datastoreItem xmlns:ds="http://schemas.openxmlformats.org/officeDocument/2006/customXml" ds:itemID="{C42D3E7F-AC3E-4EF4-AE01-81DADC54BE89}">
-  <ds:schemaRefs>
-    <ds:schemaRef ds:uri="http://schemas.microsoft.com/sharepoint/v3/contenttype/forms"/>
-  </ds:schemaRefs>
-</ds:datastoreItem>
+<file path=customXml/item3.xml><?xml version="1.0" encoding="utf-8"?>
+<?mso-contentType ?>
+<FormTemplates xmlns="http://schemas.microsoft.com/sharepoint/v3/contenttype/forms">
+  <Display>DocumentLibraryForm</Display>
+  <Edit>DocumentLibraryForm</Edit>
+  <New>DocumentLibraryForm</New>
+</FormTemplates>
 </file>
 
-<file path=customXml/itemProps2.xml><?xml version="1.0" encoding="utf-8"?>
+<file path=customXml/itemProps1.xml><?xml version="1.0" encoding="utf-8"?>
 <ds:datastoreItem xmlns:ds="http://schemas.openxmlformats.org/officeDocument/2006/customXml" ds:itemID="{D36D5B1A-B4CB-429A-9CC2-49D607767A2A}">
   <ds:schemaRefs>
     <ds:schemaRef ds:uri="http://schemas.microsoft.com/office/2006/metadata/contentType"/>
@@ -4180,7 +4721,7 @@
 </ds:datastoreItem>
 </file>
 
-<file path=customXml/itemProps3.xml><?xml version="1.0" encoding="utf-8"?>
+<file path=customXml/itemProps2.xml><?xml version="1.0" encoding="utf-8"?>
 <ds:datastoreItem xmlns:ds="http://schemas.openxmlformats.org/officeDocument/2006/customXml" ds:itemID="{CF606D7A-BC20-4455-9B94-4B6C9A54FF0C}">
   <ds:schemaRefs>
     <ds:schemaRef ds:uri="http://schemas.microsoft.com/office/2006/metadata/properties"/>
@@ -4189,4 +4730,12 @@
     <ds:schemaRef ds:uri="0f5e39c8-e5a1-4a0d-b53f-9134be983d19"/>
   </ds:schemaRefs>
 </ds:datastoreItem>
+</file>
+
+<file path=customXml/itemProps3.xml><?xml version="1.0" encoding="utf-8"?>
+<ds:datastoreItem xmlns:ds="http://schemas.openxmlformats.org/officeDocument/2006/customXml" ds:itemID="{C42D3E7F-AC3E-4EF4-AE01-81DADC54BE89}">
+  <ds:schemaRefs>
+    <ds:schemaRef ds:uri="http://schemas.microsoft.com/sharepoint/v3/contenttype/forms"/>
+  </ds:schemaRefs>
+</ds:datastoreItem>
 </file>
--- a/a3/Report (2).docx
+++ b/a3/Report (2).docx
@@ -413,6 +413,26 @@
               </w:rPr>
               <w:t>, the Nav)</w:t>
             </w:r>
+            <w:r>
+              <w:rPr>
+                <w:u w:val="single"/>
+              </w:rPr>
+              <w:t xml:space="preserve"> – this will make the site appear more </w:t>
+            </w:r>
+            <w:proofErr w:type="gramStart"/>
+            <w:r>
+              <w:rPr>
+                <w:u w:val="single"/>
+              </w:rPr>
+              <w:t>professional, and</w:t>
+            </w:r>
+            <w:proofErr w:type="gramEnd"/>
+            <w:r>
+              <w:rPr>
+                <w:u w:val="single"/>
+              </w:rPr>
+              <w:t xml:space="preserve"> hopefully aid with user feedback.</w:t>
+            </w:r>
           </w:p>
         </w:tc>
       </w:tr>
@@ -471,6 +491,26 @@
               </w:rPr>
               <w:t xml:space="preserve"> of one another), and that to push a point – certain text is the complete opposite colour of the page (orange buttons on a primarily blue colour scheme)</w:t>
             </w:r>
+            <w:r>
+              <w:rPr>
+                <w:u w:val="single"/>
+              </w:rPr>
+              <w:t xml:space="preserve"> </w:t>
+            </w:r>
+            <w:proofErr w:type="gramStart"/>
+            <w:r>
+              <w:rPr>
+                <w:u w:val="single"/>
+              </w:rPr>
+              <w:t>in order to</w:t>
+            </w:r>
+            <w:proofErr w:type="gramEnd"/>
+            <w:r>
+              <w:rPr>
+                <w:u w:val="single"/>
+              </w:rPr>
+              <w:t xml:space="preserve"> stand out to customers.</w:t>
+            </w:r>
           </w:p>
         </w:tc>
       </w:tr>
@@ -507,7 +547,13 @@
               <w:rPr>
                 <w:u w:val="single"/>
               </w:rPr>
-              <w:t>Cleaner style choices were enforced to ensure these comments are not made again.</w:t>
+              <w:t>Cleaner style choices were enforced to ensure these comments are not made again</w:t>
+            </w:r>
+            <w:r>
+              <w:rPr>
+                <w:u w:val="single"/>
+              </w:rPr>
+              <w:t>, including removing said lines and simplifying design for sections of text/images by removing solid borders in some places.</w:t>
             </w:r>
           </w:p>
         </w:tc>
@@ -588,34 +634,7 @@
           </w:p>
         </w:tc>
       </w:tr>
-      <w:tr>
-        <w:tc>
-          <w:tcPr>
-            <w:tcW w:w="4106" w:type="dxa"/>
-          </w:tcPr>
-          <w:p>
-            <w:pPr>
-              <w:rPr>
-                <w:u w:val="single"/>
-              </w:rPr>
-            </w:pPr>
-          </w:p>
-        </w:tc>
-        <w:tc>
-          <w:tcPr>
-            <w:tcW w:w="4961" w:type="dxa"/>
-          </w:tcPr>
-          <w:p>
-            <w:pPr>
-              <w:rPr>
-                <w:u w:val="single"/>
-              </w:rPr>
-            </w:pPr>
-          </w:p>
-        </w:tc>
-      </w:tr>
     </w:tbl>
-    <w:p/>
     <w:p>
       <w:pPr>
         <w:pStyle w:val="Heading2"/>
@@ -4422,6 +4441,17 @@
 </file>
 
 <file path=customXml/item1.xml><?xml version="1.0" encoding="utf-8"?>
+<p:properties xmlns:p="http://schemas.microsoft.com/office/2006/metadata/properties" xmlns:xsi="http://www.w3.org/2001/XMLSchema-instance" xmlns:pc="http://schemas.microsoft.com/office/infopath/2007/PartnerControls">
+  <documentManagement>
+    <TaxCatchAll xmlns="c64b295e-e158-430a-a9fe-95bbf17b9d7d" xsi:nil="true"/>
+    <lcf76f155ced4ddcb4097134ff3c332f xmlns="0f5e39c8-e5a1-4a0d-b53f-9134be983d19">
+      <Terms xmlns="http://schemas.microsoft.com/office/infopath/2007/PartnerControls"/>
+    </lcf76f155ced4ddcb4097134ff3c332f>
+  </documentManagement>
+</p:properties>
+</file>
+
+<file path=customXml/item2.xml><?xml version="1.0" encoding="utf-8"?>
 <ct:contentTypeSchema xmlns:ct="http://schemas.microsoft.com/office/2006/metadata/contentType" xmlns:ma="http://schemas.microsoft.com/office/2006/metadata/properties/metaAttributes" ct:_="" ma:_="" ma:contentTypeName="Document" ma:contentTypeID="0x01010060D23BF17FCDC947B8E404D646247F8D" ma:contentTypeVersion="19" ma:contentTypeDescription="Create a new document." ma:contentTypeScope="" ma:versionID="956565ba73e342f7ff85743a54cdae39">
   <xsd:schema xmlns:xsd="http://www.w3.org/2001/XMLSchema" xmlns:xs="http://www.w3.org/2001/XMLSchema" xmlns:p="http://schemas.microsoft.com/office/2006/metadata/properties" xmlns:ns2="0f5e39c8-e5a1-4a0d-b53f-9134be983d19" xmlns:ns3="c64b295e-e158-430a-a9fe-95bbf17b9d7d" targetNamespace="http://schemas.microsoft.com/office/2006/metadata/properties" ma:root="true" ma:fieldsID="e69c52ee8cc74cf3ee061ba3b646cca7" ns2:_="" ns3:_="">
     <xsd:import namespace="0f5e39c8-e5a1-4a0d-b53f-9134be983d19"/>
@@ -4682,17 +4712,6 @@
 </ct:contentTypeSchema>
 </file>
 
-<file path=customXml/item2.xml><?xml version="1.0" encoding="utf-8"?>
-<p:properties xmlns:p="http://schemas.microsoft.com/office/2006/metadata/properties" xmlns:xsi="http://www.w3.org/2001/XMLSchema-instance" xmlns:pc="http://schemas.microsoft.com/office/infopath/2007/PartnerControls">
-  <documentManagement>
-    <TaxCatchAll xmlns="c64b295e-e158-430a-a9fe-95bbf17b9d7d" xsi:nil="true"/>
-    <lcf76f155ced4ddcb4097134ff3c332f xmlns="0f5e39c8-e5a1-4a0d-b53f-9134be983d19">
-      <Terms xmlns="http://schemas.microsoft.com/office/infopath/2007/PartnerControls"/>
-    </lcf76f155ced4ddcb4097134ff3c332f>
-  </documentManagement>
-</p:properties>
-</file>
-
 <file path=customXml/item3.xml><?xml version="1.0" encoding="utf-8"?>
 <?mso-contentType ?>
 <FormTemplates xmlns="http://schemas.microsoft.com/sharepoint/v3/contenttype/forms">
@@ -4703,6 +4722,17 @@
 </file>
 
 <file path=customXml/itemProps1.xml><?xml version="1.0" encoding="utf-8"?>
+<ds:datastoreItem xmlns:ds="http://schemas.openxmlformats.org/officeDocument/2006/customXml" ds:itemID="{CF606D7A-BC20-4455-9B94-4B6C9A54FF0C}">
+  <ds:schemaRefs>
+    <ds:schemaRef ds:uri="http://schemas.microsoft.com/office/2006/metadata/properties"/>
+    <ds:schemaRef ds:uri="http://schemas.microsoft.com/office/infopath/2007/PartnerControls"/>
+    <ds:schemaRef ds:uri="c64b295e-e158-430a-a9fe-95bbf17b9d7d"/>
+    <ds:schemaRef ds:uri="0f5e39c8-e5a1-4a0d-b53f-9134be983d19"/>
+  </ds:schemaRefs>
+</ds:datastoreItem>
+</file>
+
+<file path=customXml/itemProps2.xml><?xml version="1.0" encoding="utf-8"?>
 <ds:datastoreItem xmlns:ds="http://schemas.openxmlformats.org/officeDocument/2006/customXml" ds:itemID="{D36D5B1A-B4CB-429A-9CC2-49D607767A2A}">
   <ds:schemaRefs>
     <ds:schemaRef ds:uri="http://schemas.microsoft.com/office/2006/metadata/contentType"/>
@@ -4721,17 +4751,6 @@
 </ds:datastoreItem>
 </file>
 
-<file path=customXml/itemProps2.xml><?xml version="1.0" encoding="utf-8"?>
-<ds:datastoreItem xmlns:ds="http://schemas.openxmlformats.org/officeDocument/2006/customXml" ds:itemID="{CF606D7A-BC20-4455-9B94-4B6C9A54FF0C}">
-  <ds:schemaRefs>
-    <ds:schemaRef ds:uri="http://schemas.microsoft.com/office/2006/metadata/properties"/>
-    <ds:schemaRef ds:uri="http://schemas.microsoft.com/office/infopath/2007/PartnerControls"/>
-    <ds:schemaRef ds:uri="c64b295e-e158-430a-a9fe-95bbf17b9d7d"/>
-    <ds:schemaRef ds:uri="0f5e39c8-e5a1-4a0d-b53f-9134be983d19"/>
-  </ds:schemaRefs>
-</ds:datastoreItem>
-</file>
-
 <file path=customXml/itemProps3.xml><?xml version="1.0" encoding="utf-8"?>
 <ds:datastoreItem xmlns:ds="http://schemas.openxmlformats.org/officeDocument/2006/customXml" ds:itemID="{C42D3E7F-AC3E-4EF4-AE01-81DADC54BE89}">
   <ds:schemaRefs>
